--- a/rapports/16_02_2026/ABD/coh_EQ13_sup_081201040007.docx
+++ b/rapports/16_02_2026/ABD/coh_EQ13_sup_081201040007.docx
@@ -25,7 +25,7 @@
         <w:br/>
         <w:t>Grappe: 081201040007</w:t>
         <w:br/>
-        <w:t>Date: 16/02/2026 a 12:40</w:t>
+        <w:t>Date: 16/02/2026 a 12:58</w:t>
       </w:r>
     </w:p>
     <w:p/>

--- a/rapports/16_02_2026/ABD/coh_EQ13_sup_081201040007.docx
+++ b/rapports/16_02_2026/ABD/coh_EQ13_sup_081201040007.docx
@@ -25,7 +25,7 @@
         <w:br/>
         <w:t>Grappe: 081201040007</w:t>
         <w:br/>
-        <w:t>Date: 16/02/2026 a 12:58</w:t>
+        <w:t>Date: 16/02/2026 a 13:04</w:t>
       </w:r>
     </w:p>
     <w:p/>
@@ -359,6 +359,38 @@
           </w:tcPr>
           <w:p>
             <w:r>
+              <w:t>Section0</w:t>
+            </w:r>
+          </w:p>
+        </w:tc>
+        <w:tc>
+          <w:tcPr>
+            <w:tcW w:type="dxa" w:w="3324"/>
+          </w:tcPr>
+          <w:p>
+            <w:r>
+              <w:t>Identification et renseignements de controle</w:t>
+            </w:r>
+          </w:p>
+        </w:tc>
+        <w:tc>
+          <w:tcPr>
+            <w:tcW w:type="dxa" w:w="3324"/>
+          </w:tcPr>
+          <w:p>
+            <w:r>
+              <w:t>10</w:t>
+            </w:r>
+          </w:p>
+        </w:tc>
+      </w:tr>
+      <w:tr>
+        <w:tc>
+          <w:tcPr>
+            <w:tcW w:type="dxa" w:w="3324"/>
+          </w:tcPr>
+          <w:p>
+            <w:r>
               <w:t>Section4b</w:t>
             </w:r>
           </w:p>
@@ -476,38 +508,6 @@
           <w:p>
             <w:r>
               <w:t>9</w:t>
-            </w:r>
-          </w:p>
-        </w:tc>
-      </w:tr>
-      <w:tr>
-        <w:tc>
-          <w:tcPr>
-            <w:tcW w:type="dxa" w:w="3324"/>
-          </w:tcPr>
-          <w:p>
-            <w:r>
-              <w:t>Section0</w:t>
-            </w:r>
-          </w:p>
-        </w:tc>
-        <w:tc>
-          <w:tcPr>
-            <w:tcW w:type="dxa" w:w="3324"/>
-          </w:tcPr>
-          <w:p>
-            <w:r>
-              <w:t>Identification et renseignements de controle</w:t>
-            </w:r>
-          </w:p>
-        </w:tc>
-        <w:tc>
-          <w:tcPr>
-            <w:tcW w:type="dxa" w:w="3324"/>
-          </w:tcPr>
-          <w:p>
-            <w:r>
-              <w:t>8</w:t>
             </w:r>
           </w:p>
         </w:tc>
@@ -963,7 +963,7 @@
         <w:rPr>
           <w:sz w:val="20"/>
         </w:rPr>
-        <w:t>- Attention ! Le prix unitaire d'achat (100 Fcfa) de Poivre en Sachets (Tres petit) est relativement élevé par rapport aux autres prix observés dans cette zone. Prière de corriger ou de confirmer avec le QG. Attention ! Le prix unitaire d'achat (20 Fcfa) de Cube alimentaire (Maggi, Jumbo, ) en Cube (Petit) est relativement faible par rapport aux autres prix observés dans cette zone. Prière de corriger ou de confirmer avec le QG. Avertissement!!! Le ménage a consommé 14 Paquet Petit de Thé en sachet, cette quantité semble anormale pour une consommation des 7 derniers jours.Prière de corriger ou de confirmer avec le QG. Avertissement!! le prix unitaire (175 Fcfa) de Thé en sachet (unité: Paquet) de taille Petit est très faible ou élevé. Prière de corriger ou de confirmer avec le QG. Incohérence!! Dans ce ménage, chaque individus consomme par jour .547619 Kg  de cereale; Prière de revoir les quantités prises de ces produits. Incohérence!! Dans ce ménage, chaque individus consomme par jour .547619 Kg  de cereale; Prière de revoir les quantités prises de ces produits. Le prix d'achat unitaire (700 Fcfa) de Sel en Sac (5 Kg) de taille taille unique est très faible, prière de regarder les reponses prises dans les questions s07bq07a s07bq07b s07bq07c s07bq08 pour mieux corriger.</w:t>
+        <w:t>- Attention ! Le prix unitaire d'achat (100 Fcfa) de Poivre en Sachets (Tres petit) est relativement élevé par rapport aux autres prix observés dans cette zone. Prière de corriger ou de confirmer avec le QG. Attention ! Le prix unitaire d'achat (20 Fcfa) de Cube alimentaire (Maggi, Jumbo, ) en Cube (Petit) est relativement faible par rapport aux autres prix observés dans cette zone. Prière de corriger ou de confirmer avec le QG. Avertissement!!! Le ménage a consommé 14 Paquet Petit de Thé en sachet, cette quantité semble anormale pour une consommation des 7 derniers jours.Prière de corriger ou de confirmer avec le QG. Avertissement!! le prix unitaire (175 Fcfa) de Thé en sachet (unité: Paquet) de taille Petit est très faible ou élevé. Prière de corriger ou de confirmer avec le QG. Incohérence!! Dans ce ménage, chaque individus consomme par jour .547619 Kg  de cereale; Prière de revoir les quantités prises de ces produits. Incohérence!! Dans ce ménage, chaque individus consomme par jour .547619 Kg  de cereale; Prière de revoir les quantités prises de ces produits. Attention ! Soupçons de quantité anormale! Le ménage de Galasse Niass avec une taille de 6 personnes a consommé 8 Kg en taille unique de Mil qui est relativement élevé comme consommation par rapport à la condition de vie des autres ménages de même taille dans cette zone. Prière de corriger ou de confirmer avec le QG. Le prix d'achat unitaire (700 Fcfa) de Sel en Sac (5 Kg) de taille taille unique est très faible, prière de regarder les reponses prises dans les questions s07bq07a s07bq07b s07bq07c s07bq08 pour mieux corriger.</w:t>
       </w:r>
     </w:p>
     <w:p>
@@ -1574,7 +1574,7 @@
         <w:rPr>
           <w:sz w:val="20"/>
         </w:rPr>
-        <w:t>- Attention ! Le prix unitaire d'achat (200 Fcfa) de Aubergine   en Pièce (Petit) est relativement élevé par rapport aux autres prix observés dans cette zone. Prière de corriger ou de confirmer avec le QG. Attention ! Le prix unitaire d'achat (200 Fcfa) de Aubergine sauvage  en Pièce (Moyen) est relativement élevé par rapport aux autres prix observés dans cette zone. Prière de corriger ou de confirmer avec le QG. Attention ! Le prix unitaire d'achat (200 Fcfa) de Piment séché en Sachets (Petit) est relativement élevé par rapport aux autres prix observés dans cette zone. Prière de corriger ou de confirmer avec le QG. Attention ! Soupçons de quantité anormale! Le ménage de AMETH NIASS avec une taille de 8 personnes a consommé 13 Sachets en Petit de Piment séché qui est relativement élevé comme consommation par rapport à la condition de vie des autres ménages de même taille dans cette zone. Prière de corriger ou de confirmer avec le QG. Attention ! Le prix unitaire d'achat (250 Fcfa) de Choux en Pièce (Petit) est relativement élevé par rapport aux autres prix observés dans cette zone. Prière de corriger ou de confirmer avec le QG. Attention ! Le prix unitaire d'achat (83.33334 Fcfa) de Ail en Gousse (Moyen) est relativement faible par rapport aux autres prix observés dans cette zone. Prière de corriger ou de confirmer avec le QG. Avertissement!! La quantité (3.5 litre) du produit Huile de palme raffinée consommée  par le ménage semble très élevé, prière de corriger ou confirmer avec le QG. Avertissement!!! Le ménage a consommé 39 Pièce Petit de Cube alimentaire (Maggi, Jumbo, ), cette quantité semble anormale pour une consommation des 7 derniers jours.Prière de corriger ou de confirmer avec le QG. Le prix d'achat unitaire (1000 Fcfa) de Sel en Sac (10 Kg) de taille taille unique est très faible, prière de regarder les reponses prises dans les questions s07bq07a s07bq07b s07bq07c s07bq08 pour mieux corriger. Difficile de consommer le Sel en Sac (10 Kg) taille unique prière de verifier.</w:t>
+        <w:t>- Attention ! Le prix unitaire d'achat (200 Fcfa) de Aubergine   en Pièce (Petit) est relativement élevé par rapport aux autres prix observés dans cette zone. Prière de corriger ou de confirmer avec le QG. Attention ! Le prix unitaire d'achat (200 Fcfa) de Aubergine sauvage  en Pièce (Moyen) est relativement élevé par rapport aux autres prix observés dans cette zone. Prière de corriger ou de confirmer avec le QG. Attention ! Le prix unitaire d'achat (200 Fcfa) de Piment séché en Sachets (Petit) est relativement élevé par rapport aux autres prix observés dans cette zone. Prière de corriger ou de confirmer avec le QG. Attention ! Le prix unitaire d'achat (250 Fcfa) de Choux en Pièce (Petit) est relativement élevé par rapport aux autres prix observés dans cette zone. Prière de corriger ou de confirmer avec le QG. Attention ! Le prix unitaire d'achat (83.33334 Fcfa) de Ail en Gousse (Moyen) est relativement faible par rapport aux autres prix observés dans cette zone. Prière de corriger ou de confirmer avec le QG. Avertissement!! La quantité (3.5 litre) du produit Huile de palme raffinée consommée  par le ménage semble très élevé, prière de corriger ou confirmer avec le QG. Attention ! Le prix unitaire d'achat (1200 Fcfa) de Huile de palme raffinée en Litre (taille unique) est relativement élevé par rapport aux autres prix observés dans cette zone. Prière de corriger ou de confirmer avec le QG. Avertissement!!! Le ménage a consommé 39 Pièce Petit de Cube alimentaire (Maggi, Jumbo, ), cette quantité semble anormale pour une consommation des 7 derniers jours.Prière de corriger ou de confirmer avec le QG. Le prix d'achat unitaire (1000 Fcfa) de Sel en Sac (10 Kg) de taille taille unique est très faible, prière de regarder les reponses prises dans les questions s07bq07a s07bq07b s07bq07c s07bq08 pour mieux corriger. Difficile de consommer le Sel en Sac (10 Kg) taille unique prière de verifier.</w:t>
       </w:r>
     </w:p>
     <w:p>
@@ -2033,6 +2033,27 @@
           <w:color w:val="4672C4"/>
           <w:sz w:val="22"/>
         </w:rPr>
+        <w:t>&gt;&gt; Section0 - Identification et renseignements de controle</w:t>
+      </w:r>
+    </w:p>
+    <w:p>
+      <w:pPr>
+        <w:ind w:left="283"/>
+      </w:pPr>
+      <w:r>
+        <w:rPr>
+          <w:sz w:val="20"/>
+        </w:rPr>
+        <w:t>- Vous avez declaré que le questionnaire est complètement fini mais le questionnaire est en statut partiel, prière de mettre le questionnaire en statut complet s'il est fini.</w:t>
+      </w:r>
+    </w:p>
+    <w:p>
+      <w:r>
+        <w:rPr>
+          <w:b/>
+          <w:color w:val="4672C4"/>
+          <w:sz w:val="22"/>
+        </w:rPr>
         <w:t>&gt;&gt; Section1 - Caracteristiques des membres</w:t>
       </w:r>
     </w:p>
@@ -2187,7 +2208,7 @@
         <w:rPr>
           <w:sz w:val="20"/>
         </w:rPr>
-        <w:t>- La dernière fois que vous avez acheté Arachides fraîches en coques est surproduction et semble exister dans les modalités, prière de prendre attache avec le QG pour plus d'explication afin de la classer bien.  La dernière fois que vous avez acheté Arachides pilées est surproduction et semble exister dans les modalités, prière de prendre attache avec le QG pour plus d'explication afin de la classer bien.  La dernière fois que vous avez acheté Fruit de baobab (pain de singe) est autoproduction et semble exister dans les modalités, prière de prendre attache avec le QG pour plus d'explication afin de la classer bien. Avertissement!!! Le ménage a consommé 14 Paquet Petit de Thé en sachet, cette quantité semble anormale pour une consommation des 7 derniers jours.Prière de corriger ou de confirmer avec le QG. Avertissement!! le prix unitaire (175 Fcfa) de Thé en sachet (unité: Paquet) de taille Petit est très faible ou élevé. Prière de corriger ou de confirmer avec le QG. Le ménage a consommé 1 Sac (50 Kg) taille unique de Mil, cette quantité semble anormale pour une consommation des 7 derniers jours. prière de verifier et corriger ou confirmer avec le QG. Le ménage a consommé 1 Sac (50 Kg) taille unique de Riz local Gambiaka, cette quantité semble anormale pour une consommation des 7 derniers jours. prière de verifier et corriger ou confirmer avec le QG. Le ménage a consommé 1 Sac (50 Kg) taille unique de Sel, cette quantité semble anormale pour une consommation des 7 derniers jours. prière de verifier et corriger ou confirmer avec le QG. Difficile de consommer le Sel en Sac (50 Kg) taille unique prière de verifier.</w:t>
+        <w:t>- La dernière fois que vous avez acheté Arachides fraîches en coques est surproduction et semble exister dans les modalités, prière de prendre attache avec le QG pour plus d'explication afin de la classer bien.  La dernière fois que vous avez acheté Arachides pilées est surproduction et semble exister dans les modalités, prière de prendre attache avec le QG pour plus d'explication afin de la classer bien.  La dernière fois que vous avez acheté Fruit de baobab (pain de singe) est autoproduction et semble exister dans les modalités, prière de prendre attache avec le QG pour plus d'explication afin de la classer bien. Attention ! Le prix unitaire d'achat (32.14286 Fcfa) de Cube alimentaire (Maggi, Jumbo, ) en Cube (Petit) est relativement faible par rapport aux autres prix observés dans cette zone. Prière de corriger ou de confirmer avec le QG. Avertissement!!! Le ménage a consommé 14 Paquet Petit de Thé en sachet, cette quantité semble anormale pour une consommation des 7 derniers jours.Prière de corriger ou de confirmer avec le QG. Avertissement!! le prix unitaire (175 Fcfa) de Thé en sachet (unité: Paquet) de taille Petit est très faible ou élevé. Prière de corriger ou de confirmer avec le QG. Le ménage a consommé 1 Sac (50 Kg) taille unique de Mil, cette quantité semble anormale pour une consommation des 7 derniers jours. prière de verifier et corriger ou confirmer avec le QG. Le ménage a consommé 1 Sac (50 Kg) taille unique de Riz local Gambiaka, cette quantité semble anormale pour une consommation des 7 derniers jours. prière de verifier et corriger ou confirmer avec le QG. Le ménage a consommé 1 Sac (50 Kg) taille unique de Sel, cette quantité semble anormale pour une consommation des 7 derniers jours. prière de verifier et corriger ou confirmer avec le QG. Difficile de consommer le Sel en Sac (50 Kg) taille unique prière de verifier.</w:t>
       </w:r>
     </w:p>
     <w:p>
@@ -2363,10 +2384,6 @@
         <w:rPr>
           <w:sz w:val="20"/>
         </w:rPr>
-        <w:t xml:space="preserve">- Attention ! Charrue a été achété à 75000 Fcfa est relativement élevé par rapport aux autres prix d'achat observés dans cette zone. Prière de corriger ou de confirmer avec le QG. </w:t>
-        <w:br/>
-        <w:t xml:space="preserve">- Attention ! Herse a été achété à 500 Fcfa est relativement faible par rapport aux autres prix d'achat observés dans cette zone. Prière de corriger ou de confirmer avec le QG. </w:t>
-        <w:br/>
         <w:t xml:space="preserve">- Avertissement!! L'âge (30 ans)  de Charrettes dans ce ménage semble être élevé, prière de corriger ou confirmer avec le QG. </w:t>
         <w:br/>
         <w:t>- Avertissement!! L'âge (30 ans)  de Semoir dans ce ménage semble être élevé, prière de corriger ou confirmer avec le QG.</w:t>
@@ -2840,7 +2857,7 @@
         <w:rPr>
           <w:sz w:val="20"/>
         </w:rPr>
-        <w:t>- Attention ! Le prix unitaire d'achat (25 Fcfa) de Cube alimentaire (Maggi, Jumbo, ) en Cube (Moyen) est relativement faible par rapport aux autres prix observés dans cette zone. Prière de corriger ou de confirmer avec le QG.</w:t>
+        <w:t>- Attention ! Le prix unitaire d'achat (25 Fcfa) de Cube alimentaire (Maggi, Jumbo, ) en Cube (Moyen) est relativement faible par rapport aux autres prix observés dans cette zone. Prière de corriger ou de confirmer avec le QG. Attention ! Le prix unitaire d'achat (50 Fcfa) de Ail en Gousse (Petit) est relativement faible par rapport aux autres prix observés dans cette zone. Prière de corriger ou de confirmer avec le QG.</w:t>
       </w:r>
     </w:p>
     <w:p>
@@ -3567,7 +3584,7 @@
         <w:rPr>
           <w:sz w:val="20"/>
         </w:rPr>
-        <w:t>- La dernière fois que vous avez acheté Aubergine   est une vendeuse du village et semble exister dans les modalités, prière de prendre attache avec le QG pour plus d'explication afin de la classer bien.  La dernière fois que vous avez acheté Aubergine sauvage  est vendeuse du village et semble exister dans les modalités, prière de prendre attache avec le QG pour plus d'explication afin de la classer bien.  La dernière fois que vous avez acheté Pastèque est voisin et semble exister dans les modalités, prière de prendre attache avec le QG pour plus d'explication afin de la classer bien.  La dernière fois que vous avez acheté Poivron frais est vendeuse de legume du village et semble exister dans les modalités, prière de prendre attache avec le QG pour plus d'explication afin de la classer bien. Attention ! Le prix unitaire d'achat (30 Fcfa) de Cube alimentaire (Maggi, Jumbo, ) en Pièce (Petit) est relativement faible par rapport aux autres prix observés dans cette zone. Prière de corriger ou de confirmer avec le QG. Attention ! Le prix unitaire d'achat (7 Fcfa) de Pain moderne (Baguette) en miche (Moyen) est relativement faible par rapport aux autres prix observés dans cette zone. Prière de corriger ou de confirmer avec le QG. Attention ! Soupçons de quantité anormale! Le ménage de FALLOU NIASSE avec une taille de 9 personnes a consommé 5 Kg en taille unique de Oignon frais qui est relativement élevé comme consommation par rapport à la condition de vie des autres ménages de même taille dans cette zone. Prière de corriger ou de confirmer avec le QG. Avertissement!! le prix unitaire (150 Fcfa) de Thé en sachet (unité: Sachets) de taille Petit est très faible ou élevé. Prière de corriger ou de confirmer avec le QG. Avertissement!!!Le ménage a consommé 200 Sachets de Tres petit de Lait frais de vache  ce qui semble incoherent pour une consommation aucours des 7 derniers jours, prière de verifier et corriger. Le prix d'achat unitaire (1 Fcfa) de Ail en Gousse de taille Petit  est invraisemblable, prière de regarder les reponses prises dans les questions s07bq07a s07bq07b s07bq07c s07bq08 pour mieux corriger. Attention ! Le prix unitaire d'achat (1 Fcfa) de Ail en Gousse (Petit) est relativement faible par rapport aux autres prix observés dans cette zone. Prière de corriger ou de confirmer avec le QG. Le prix d'achat unitaire (1000 Fcfa) de Sel en Sac (10 Kg) de taille taille unique est très faible, prière de regarder les reponses prises dans les questions s07bq07a s07bq07b s07bq07c s07bq08 pour mieux corriger.</w:t>
+        <w:t>- La dernière fois que vous avez acheté Aubergine   est une vendeuse du village et semble exister dans les modalités, prière de prendre attache avec le QG pour plus d'explication afin de la classer bien.  La dernière fois que vous avez acheté Aubergine sauvage  est vendeuse du village et semble exister dans les modalités, prière de prendre attache avec le QG pour plus d'explication afin de la classer bien.  La dernière fois que vous avez acheté Pastèque est voisin et semble exister dans les modalités, prière de prendre attache avec le QG pour plus d'explication afin de la classer bien.  La dernière fois que vous avez acheté Poivron frais est vendeuse de legume du village et semble exister dans les modalités, prière de prendre attache avec le QG pour plus d'explication afin de la classer bien. Attention ! Le prix unitaire d'achat (600 Fcfa) de Niébé/Haricots secs en Sachets (Moyen) est relativement élevé par rapport aux autres prix observés dans cette zone. Prière de corriger ou de confirmer avec le QG. Attention ! Le prix unitaire d'achat (7 Fcfa) de Pain moderne (Baguette) en miche (Moyen) est relativement faible par rapport aux autres prix observés dans cette zone. Prière de corriger ou de confirmer avec le QG. Attention ! Soupçons de quantité anormale! Le ménage de FALLOU NIASSE avec une taille de 9 personnes a consommé 5 Kg en taille unique de Oignon frais qui est relativement élevé comme consommation par rapport à la condition de vie des autres ménages de même taille dans cette zone. Prière de corriger ou de confirmer avec le QG. Avertissement!! le prix unitaire (150 Fcfa) de Thé en sachet (unité: Sachets) de taille Petit est très faible ou élevé. Prière de corriger ou de confirmer avec le QG. Avertissement!!!Le ménage a consommé 200 Sachets de Tres petit de Lait frais de vache  ce qui semble incoherent pour une consommation aucours des 7 derniers jours, prière de verifier et corriger. Le prix d'achat unitaire (1 Fcfa) de Ail en Gousse de taille Petit  est invraisemblable, prière de regarder les reponses prises dans les questions s07bq07a s07bq07b s07bq07c s07bq08 pour mieux corriger. Attention ! Le prix unitaire d'achat (1 Fcfa) de Ail en Gousse (Petit) est relativement faible par rapport aux autres prix observés dans cette zone. Prière de corriger ou de confirmer avec le QG. Le prix d'achat unitaire (1000 Fcfa) de Sel en Sac (10 Kg) de taille taille unique est très faible, prière de regarder les reponses prises dans les questions s07bq07a s07bq07b s07bq07c s07bq08 pour mieux corriger.</w:t>
       </w:r>
     </w:p>
     <w:p>
@@ -3756,7 +3773,7 @@
         <w:rPr>
           <w:sz w:val="20"/>
         </w:rPr>
-        <w:t>- Attention ! Houe asine a été revendu à 100000 Fcfa qui est relativement élevé par rapport aux autres prix de revente observés dans cette zone. Prière de corriger ou de confirmer avec le QG.</w:t>
+        <w:t>- Attention ! Houe asine a été achété à 100000 Fcfa est relativement élevé par rapport aux autres prix d'achat observés dans cette zone. Prière de corriger ou de confirmer avec le QG. Attention ! Houe asine a été revendu à 100000 Fcfa qui est relativement élevé par rapport aux autres prix de revente observés dans cette zone. Prière de corriger ou de confirmer avec le QG.</w:t>
       </w:r>
     </w:p>
     <w:p>
@@ -4948,7 +4965,7 @@
         <w:rPr>
           <w:sz w:val="20"/>
         </w:rPr>
-        <w:t>- Attention ! Le prix unitaire d'achat (30 Fcfa) de Cube alimentaire (Maggi, Jumbo, ) en Pièce (Petit) est relativement faible par rapport aux autres prix observés dans cette zone. Prière de corriger ou de confirmer avec le QG. Attention ! Le prix unitaire d'achat (600 Fcfa) de Carpe séchée en Kg (taille unique) est relativement faible par rapport aux autres prix observés dans cette zone. Prière de corriger ou de confirmer avec le QG. Avertissement!!! Le ménage a consommé 0.2 Kg taille unique de Feuilles de patate, cette quantité semble anormale pour une consommation des 7 derniers jours. prière de corriger ou de confirmer avec le QG. Avertissement!!! Le ménage a consommé 1 Paquet Petit de Thé en sachet, cette quantité semble anormale pour une consommation des 7 derniers jours.Prière de corriger ou de confirmer avec le QG. Avertissement!! le prix unitaire (125 Fcfa) de Thé en sachet (unité: Paquet) de taille Petit est très faible ou élevé. Prière de corriger ou de confirmer avec le QG. Difficile de consommer le Sel en Sac (10 Kg) taille unique prière de verifier. Incohérence!! Dans ce ménage, chaque individus consomme par jour .55 Kg  de cereale; Prière de revoir les quantités prises de ces produits. Incohérence!! Dans ce ménage, chaque individus consomme par jour .55 Kg  de cereale; Prière de revoir les quantités prises de ces produits.</w:t>
+        <w:t>- Attention ! Le prix unitaire d'achat (600 Fcfa) de Carpe séchée en Kg (taille unique) est relativement faible par rapport aux autres prix observés dans cette zone. Prière de corriger ou de confirmer avec le QG. Avertissement!!! Le ménage a consommé 0.2 Kg taille unique de Feuilles de patate, cette quantité semble anormale pour une consommation des 7 derniers jours. prière de corriger ou de confirmer avec le QG. Avertissement!!! Le ménage a consommé 1 Paquet Petit de Thé en sachet, cette quantité semble anormale pour une consommation des 7 derniers jours.Prière de corriger ou de confirmer avec le QG. Avertissement!! le prix unitaire (125 Fcfa) de Thé en sachet (unité: Paquet) de taille Petit est très faible ou élevé. Prière de corriger ou de confirmer avec le QG. Difficile de consommer le Sel en Sac (10 Kg) taille unique prière de verifier. Incohérence!! Dans ce ménage, chaque individus consomme par jour .55 Kg  de cereale; Prière de revoir les quantités prises de ces produits. Incohérence!! Dans ce ménage, chaque individus consomme par jour .55 Kg  de cereale; Prière de revoir les quantités prises de ces produits.</w:t>
       </w:r>
     </w:p>
     <w:p>
@@ -5770,7 +5787,7 @@
         <w:rPr>
           <w:sz w:val="20"/>
         </w:rPr>
-        <w:t>- Attention ! Houe asine a été revendu à 100000 Fcfa qui est relativement élevé par rapport aux autres prix de revente observés dans cette zone. Prière de corriger ou de confirmer avec le QG.</w:t>
+        <w:t>- Attention ! Houe asine a été achété à 100000 Fcfa est relativement élevé par rapport aux autres prix d'achat observés dans cette zone. Prière de corriger ou de confirmer avec le QG. Attention ! Houe asine a été revendu à 100000 Fcfa qui est relativement élevé par rapport aux autres prix de revente observés dans cette zone. Prière de corriger ou de confirmer avec le QG.</w:t>
       </w:r>
     </w:p>
     <w:p>
@@ -6884,7 +6901,7 @@
         <w:rPr>
           <w:sz w:val="20"/>
         </w:rPr>
-        <w:t>- Avertissement!! La quantité (7 litre) du produit Huile d'arachide raffinée consommée  par le ménage semble très élevé, prière de corriger ou confirmer avec le QG. Avertissement!!! Le ménage a consommé 7 Paquet Petit de Thé en sachet, cette quantité semble anormale pour une consommation des 7 derniers jours.Prière de corriger ou de confirmer avec le QG. Avertissement!! le prix unitaire (100 Fcfa) de Thé en sachet (unité: Paquet) de taille Petit est très faible ou élevé. Prière de corriger ou de confirmer avec le QG. Difficile de consommer le Sel en Sac (5 Kg) taille unique prière de verifier. Le ménage a consommé 1 Sac (50 Kg) taille unique de Riz local Gambiaka, cette quantité semble anormale pour une consommation des 7 derniers jours. prière de verifier et corriger ou confirmer avec le QG.</w:t>
+        <w:t>- Avertissement!! La quantité (7 litre) du produit Huile d'arachide raffinée consommée  par le ménage semble très élevé, prière de corriger ou confirmer avec le QG. Attention ! Le prix unitaire d'achat (19500 Fcfa) de Huile d'arachide raffinée en Litre (taille unique) est relativement élevé par rapport aux autres prix observés dans cette zone. Prière de corriger ou de confirmer avec le QG. Avertissement!!! Le ménage a consommé 7 Paquet Petit de Thé en sachet, cette quantité semble anormale pour une consommation des 7 derniers jours.Prière de corriger ou de confirmer avec le QG. Avertissement!! le prix unitaire (100 Fcfa) de Thé en sachet (unité: Paquet) de taille Petit est très faible ou élevé. Prière de corriger ou de confirmer avec le QG. Difficile de consommer le Sel en Sac (5 Kg) taille unique prière de verifier. Le ménage a consommé 1 Sac (50 Kg) taille unique de Riz local Gambiaka, cette quantité semble anormale pour une consommation des 7 derniers jours. prière de verifier et corriger ou confirmer avec le QG. Attention ! Le prix unitaire d'achat (500 Fcfa) de Riz local Gambiaka en Kg (taille unique) est relativement élevé par rapport aux autres prix observés dans cette zone. Prière de corriger ou de confirmer avec le QG.</w:t>
       </w:r>
     </w:p>
     <w:p>
@@ -7339,6 +7356,27 @@
           <w:color w:val="4672C4"/>
           <w:sz w:val="22"/>
         </w:rPr>
+        <w:t>&gt;&gt; Section0 - Identification et renseignements de controle</w:t>
+      </w:r>
+    </w:p>
+    <w:p>
+      <w:pPr>
+        <w:ind w:left="283"/>
+      </w:pPr>
+      <w:r>
+        <w:rPr>
+          <w:sz w:val="20"/>
+        </w:rPr>
+        <w:t>- Vous avez declaré que le questionnaire est complètement fini mais le questionnaire est en statut partiel, prière de mettre le questionnaire en statut complet s'il est fini.</w:t>
+      </w:r>
+    </w:p>
+    <w:p>
+      <w:r>
+        <w:rPr>
+          <w:b/>
+          <w:color w:val="4672C4"/>
+          <w:sz w:val="22"/>
+        </w:rPr>
         <w:t>&gt;&gt; Section1 - Caracteristiques des membres</w:t>
       </w:r>
     </w:p>
@@ -7549,7 +7587,7 @@
         <w:rPr>
           <w:sz w:val="20"/>
         </w:rPr>
-        <w:t>- La dernière fois que vous avez acheté Niébé/Haricots secs est surproduction et semble exister dans les modalités, prière de prendre attache avec le QG pour plus d'explication afin de la classer bien.  La dernière fois que vous avez acheté Pastèque est autoproduction et semble exister dans les modalités, prière de prendre attache avec le QG pour plus d'explication afin de la classer bien.  La dernière fois que vous avez acheté Pâte d'arachide est surproduction et semble exister dans les modalités, prière de prendre attache avec le QG pour plus d'explication afin de la classer bien. Avertissement!!! Le ménage a consommé 2 Paquet Petit de Thé en sachet, cette quantité semble anormale pour une consommation des 7 derniers jours.Prière de corriger ou de confirmer avec le QG. Avertissement!! le prix unitaire (100 Fcfa) de Thé en sachet (unité: Paquet) de taille Petit est très faible ou élevé. Prière de corriger ou de confirmer avec le QG. Le prix d'achat unitaire (1200 Fcfa) de Maïs en grain en Kg de taille taille unique semble élevé, prière de regarder les reponses prises dans les questions s07bq07a s07bq07b s07bq07c s07bq08 pour mieux corriger. Le prix d'achat unitaire (800 Fcfa) de Sel en Sac (5 Kg) de taille taille unique est très faible, prière de regarder les reponses prises dans les questions s07bq07a s07bq07b s07bq07c s07bq08 pour mieux corriger.</w:t>
+        <w:t>- La dernière fois que vous avez acheté Niébé/Haricots secs est surproduction et semble exister dans les modalités, prière de prendre attache avec le QG pour plus d'explication afin de la classer bien.  La dernière fois que vous avez acheté Pastèque est autoproduction et semble exister dans les modalités, prière de prendre attache avec le QG pour plus d'explication afin de la classer bien.  La dernière fois que vous avez acheté Pâte d'arachide est surproduction et semble exister dans les modalités, prière de prendre attache avec le QG pour plus d'explication afin de la classer bien. Avertissement!!! Le ménage a consommé 2 Paquet Petit de Thé en sachet, cette quantité semble anormale pour une consommation des 7 derniers jours.Prière de corriger ou de confirmer avec le QG. Avertissement!! le prix unitaire (100 Fcfa) de Thé en sachet (unité: Paquet) de taille Petit est très faible ou élevé. Prière de corriger ou de confirmer avec le QG. Le prix d'achat unitaire (1200 Fcfa) de Maïs en grain en Kg de taille taille unique semble élevé, prière de regarder les reponses prises dans les questions s07bq07a s07bq07b s07bq07c s07bq08 pour mieux corriger. Attention ! Le prix unitaire d'achat (1200 Fcfa) de Maïs en grain en Kg (taille unique) est relativement élevé par rapport aux autres prix observés dans cette zone. Prière de corriger ou de confirmer avec le QG. Le prix d'achat unitaire (800 Fcfa) de Sel en Sac (5 Kg) de taille taille unique est très faible, prière de regarder les reponses prises dans les questions s07bq07a s07bq07b s07bq07c s07bq08 pour mieux corriger.</w:t>
       </w:r>
     </w:p>
     <w:p>
@@ -7639,6 +7677,8 @@
         <w:rPr>
           <w:sz w:val="20"/>
         </w:rPr>
+        <w:t xml:space="preserve">- Attention ! Bonbonne de gaz a été achété à 25000 Fcfa est relativement élevé par rapport aux autres prix d'achat observés dans cette zone. Prière de corriger ou de confirmer avec le QG. </w:t>
+        <w:br/>
         <w:t xml:space="preserve">- Attention ! Matelas simple a été achété à 250000 Fcfa est relativement élevé par rapport aux autres prix d'achat observés dans cette zone. Prière de corriger ou de confirmer avec le QG. Attention ! Matelas simple a été revendu à 200000 Fcfa qui est relativement élevé par rapport aux autres prix de revente observés dans cette zone. Prière de corriger ou de confirmer avec le QG. </w:t>
         <w:br/>
         <w:t xml:space="preserve">- Attention ! Radio simple/Radiocassette a été achété à 50000 Fcfa est relativement élevé par rapport aux autres prix d'achat observés dans cette zone. Prière de corriger ou de confirmer avec le QG. Attention ! Radio simple/Radiocassette a été revendu à 40000 Fcfa qui est relativement élevé par rapport aux autres prix de revente observés dans cette zone. Prière de corriger ou de confirmer avec le QG. </w:t>
@@ -7764,6 +7804,8 @@
         <w:rPr>
           <w:sz w:val="20"/>
         </w:rPr>
+        <w:t xml:space="preserve">- Attention ! Charrettes a été revendu à 180000 Fcfa qui est relativement élevé par rapport aux autres prix de revente observés dans cette zone. Prière de corriger ou de confirmer avec le QG. </w:t>
+        <w:br/>
         <w:t xml:space="preserve">- Attention ! Faucheuse a été achété à 60000 Fcfa est relativement élevé par rapport aux autres prix d'achat observés dans cette zone. Prière de corriger ou de confirmer avec le QG. Attention ! Faucheuse a été revendu à 60000 Fcfa qui est relativement élevé par rapport aux autres prix de revente observés dans cette zone. Prière de corriger ou de confirmer avec le QG. </w:t>
         <w:br/>
         <w:t xml:space="preserve">- Avertissement!! L'âge (30 ans)  de Herse dans ce ménage semble être élevé, prière de corriger ou confirmer avec le QG. Attention ! Herse a été achété à 60000 Fcfa est relativement élevé par rapport aux autres prix d'achat observés dans cette zone. Prière de corriger ou de confirmer avec le QG. Attention ! Herse a été revendu à 60000 Fcfa qui est relativement élevé par rapport aux autres prix de revente observés dans cette zone. Prière de corriger ou de confirmer avec le QG. </w:t>
